--- a/backend/templates/rme/EXACT LINEAR.docx
+++ b/backend/templates/rme/EXACT LINEAR.docx
@@ -156,7 +156,36 @@
           <w:bCs/>
           <w:color w:val="FF0000"/>
         </w:rPr>
-        <w:t xml:space="preserve">INFORMAÇÕES IMPORTANTES.Os equipamentos deveram ser retirados das caixas (embalagens) somente na presença do técnico autorizado Corghi.</w:t>
+        <w:t xml:space="preserve">INFORMAÇÕES IMPORTANTES.</w:t>
+      </w:r>
+      <w:r>
+        <w:rPr>
+          <w:rFonts w:ascii="Arial" w:hAnsi="Arial" w:cs="Arial"/>
+          <w:b/>
+          <w:bCs/>
+          <w:color w:val="FF0000"/>
+          <w:sz w:val="20"/>
+          <w:szCs w:val="20"/>
+        </w:rPr>
+        <w:br/>
+      </w:r>
+    </w:p>
+    <w:p>
+      <w:pPr>
+        <w:pStyle w:val="PargrafodaLista"/>
+        <w:numPr>
+          <w:ilvl w:val="0"/>
+          <w:numId w:val="1"/>
+        </w:numPr>
+        <w:rPr>
+          <w:rFonts w:ascii="Arial" w:hAnsi="Arial" w:cs="Arial"/>
+        </w:rPr>
+      </w:pPr>
+      <w:r>
+        <w:rPr>
+          <w:rFonts w:ascii="Arial" w:hAnsi="Arial" w:cs="Arial"/>
+        </w:rPr>
+        <w:t xml:space="preserve">Os equipamentos deveram ser retirados das caixas (embalagens) somente na presença do técnico autorizado Corghi.</w:t>
       </w:r>
     </w:p>
     <w:p>
